--- a/Knowledge/3-Work knowledge/1-Software Engineering/1-Software Engineering Fundamentals/5-My Source/1-Network Traffic/Network Traffic.docx
+++ b/Knowledge/3-Work knowledge/1-Software Engineering/1-Software Engineering Fundamentals/5-My Source/1-Network Traffic/Network Traffic.docx
@@ -32,7 +32,7 @@
       </w:pPr>
       <w:r>
         <w:rPr>
-          <w:rFonts w:ascii="Arial" w:hAnsi="Arial" w:eastAsia="Arial"/>
+          <w:rFonts w:ascii="Arial" w:eastAsia="Arial" w:hAnsi="Arial"/>
           <w:b/>
           <w:sz w:val="22"/>
           <w:shd w:val="clear" w:color="auto" w:fill="B7B7B7"/>
@@ -41,35 +41,24 @@
       </w:r>
       <w:r>
         <w:rPr>
-          <w:rFonts w:ascii="Arial" w:hAnsi="Arial" w:eastAsia="Arial"/>
+          <w:rFonts w:ascii="Arial" w:eastAsia="Arial" w:hAnsi="Arial"/>
           <w:sz w:val="22"/>
           <w:shd w:val="clear" w:color="auto" w:fill="B7B7B7"/>
         </w:rPr>
         <w:t xml:space="preserve">: </w:t>
       </w:r>
-      <w:proofErr w:type="spellStart"/>
-      <w:r>
-        <w:rPr>
-          <w:rFonts w:ascii="Arial" w:hAnsi="Arial" w:eastAsia="Arial"/>
+      <w:r>
+        <w:rPr>
+          <w:rFonts w:ascii="Arial" w:eastAsia="Arial" w:hAnsi="Arial"/>
           <w:b/>
           <w:sz w:val="22"/>
           <w:shd w:val="clear" w:color="auto" w:fill="B7B7B7"/>
         </w:rPr>
-        <w:t>Chatgpt</w:t>
-      </w:r>
-      <w:proofErr w:type="spellEnd"/>
-      <w:r>
-        <w:rPr>
-          <w:rFonts w:ascii="Arial" w:hAnsi="Arial" w:eastAsia="Arial"/>
-          <w:b/>
-          <w:sz w:val="22"/>
-          <w:shd w:val="clear" w:color="auto" w:fill="B7B7B7"/>
-        </w:rPr>
-        <w:t xml:space="preserve"> </w:t>
-      </w:r>
-      <w:r>
-        <w:rPr>
-          <w:rFonts w:ascii="Arial" w:hAnsi="Arial" w:eastAsia="Arial"/>
+        <w:t xml:space="preserve">Chatgpt </w:t>
+      </w:r>
+      <w:r>
+        <w:rPr>
+          <w:rFonts w:ascii="Arial" w:eastAsia="Arial" w:hAnsi="Arial"/>
           <w:b/>
           <w:sz w:val="22"/>
           <w:szCs w:val="14"/>
@@ -79,7 +68,7 @@
       </w:r>
       <w:r>
         <w:rPr>
-          <w:rFonts w:ascii="Arial" w:hAnsi="Arial" w:cs="Cambria Math" w:eastAsia="Arial"/>
+          <w:rFonts w:ascii="Arial" w:eastAsia="Arial" w:hAnsi="Arial" w:cs="Cambria Math"/>
           <w:b/>
           <w:sz w:val="22"/>
           <w:szCs w:val="14"/>
@@ -89,7 +78,7 @@
       </w:r>
       <w:r>
         <w:rPr>
-          <w:rFonts w:ascii="Arial" w:hAnsi="Arial" w:eastAsia="Arial"/>
+          <w:rFonts w:ascii="Arial" w:eastAsia="Arial" w:hAnsi="Arial"/>
           <w:b/>
           <w:sz w:val="22"/>
           <w:szCs w:val="14"/>
@@ -190,7 +179,7 @@
         <w:rPr>
           <w:rFonts w:ascii="Roboto Mono" w:hAnsi="Roboto Mono"/>
         </w:rPr>
-        <w:pict w14:anchorId="10CF3D7F">
+        <w:pict w14:anchorId="6FD26279">
           <v:rect id="_x0000_i1025" style="width:0;height:1.5pt" o:hralign="center" o:hrstd="t" o:hr="t" fillcolor="#a0a0a0" stroked="f"/>
         </w:pict>
       </w:r>
@@ -217,7 +206,7 @@
       </w:pPr>
       <w:r>
         <w:rPr>
-          <w:rFonts w:ascii="Arial" w:hAnsi="Arial" w:eastAsia="Arial"/>
+          <w:rFonts w:ascii="Arial" w:eastAsia="Arial" w:hAnsi="Arial"/>
           <w:b/>
           <w:sz w:val="22"/>
           <w:shd w:val="clear" w:color="auto" w:fill="B7B7B7"/>
@@ -226,35 +215,24 @@
       </w:r>
       <w:r>
         <w:rPr>
-          <w:rFonts w:ascii="Arial" w:hAnsi="Arial" w:eastAsia="Arial"/>
+          <w:rFonts w:ascii="Arial" w:eastAsia="Arial" w:hAnsi="Arial"/>
           <w:sz w:val="22"/>
           <w:shd w:val="clear" w:color="auto" w:fill="B7B7B7"/>
         </w:rPr>
         <w:t xml:space="preserve">: </w:t>
       </w:r>
-      <w:proofErr w:type="spellStart"/>
-      <w:r>
-        <w:rPr>
-          <w:rFonts w:ascii="Arial" w:hAnsi="Arial" w:eastAsia="Arial"/>
+      <w:r>
+        <w:rPr>
+          <w:rFonts w:ascii="Arial" w:eastAsia="Arial" w:hAnsi="Arial"/>
           <w:b/>
           <w:sz w:val="22"/>
           <w:shd w:val="clear" w:color="auto" w:fill="B7B7B7"/>
         </w:rPr>
-        <w:t>Chatgpt</w:t>
-      </w:r>
-      <w:proofErr w:type="spellEnd"/>
-      <w:r>
-        <w:rPr>
-          <w:rFonts w:ascii="Arial" w:hAnsi="Arial" w:eastAsia="Arial"/>
-          <w:b/>
-          <w:sz w:val="22"/>
-          <w:shd w:val="clear" w:color="auto" w:fill="B7B7B7"/>
-        </w:rPr>
-        <w:t xml:space="preserve"> </w:t>
-      </w:r>
-      <w:r>
-        <w:rPr>
-          <w:rFonts w:ascii="Arial" w:hAnsi="Arial" w:eastAsia="Arial"/>
+        <w:t xml:space="preserve">Chatgpt </w:t>
+      </w:r>
+      <w:r>
+        <w:rPr>
+          <w:rFonts w:ascii="Arial" w:eastAsia="Arial" w:hAnsi="Arial"/>
           <w:b/>
           <w:sz w:val="22"/>
           <w:szCs w:val="14"/>
@@ -264,7 +242,7 @@
       </w:r>
       <w:r>
         <w:rPr>
-          <w:rFonts w:ascii="Arial" w:hAnsi="Arial" w:cs="Cambria Math" w:eastAsia="Arial"/>
+          <w:rFonts w:ascii="Arial" w:eastAsia="Arial" w:hAnsi="Arial" w:cs="Cambria Math"/>
           <w:b/>
           <w:sz w:val="22"/>
           <w:szCs w:val="14"/>
@@ -274,7 +252,7 @@
       </w:r>
       <w:r>
         <w:rPr>
-          <w:rFonts w:ascii="Arial" w:hAnsi="Arial" w:eastAsia="Arial"/>
+          <w:rFonts w:ascii="Arial" w:eastAsia="Arial" w:hAnsi="Arial"/>
           <w:b/>
           <w:sz w:val="22"/>
           <w:szCs w:val="14"/>
@@ -300,7 +278,7 @@
       <w:pPr>
         <w:numPr>
           <w:ilvl w:val="0"/>
-          <w:numId w:val="4"/>
+          <w:numId w:val="1"/>
         </w:numPr>
         <w:rPr>
           <w:rFonts w:ascii="Roboto Mono" w:hAnsi="Roboto Mono"/>
@@ -323,7 +301,7 @@
       <w:pPr>
         <w:numPr>
           <w:ilvl w:val="0"/>
-          <w:numId w:val="4"/>
+          <w:numId w:val="1"/>
         </w:numPr>
         <w:rPr>
           <w:rFonts w:ascii="Roboto Mono" w:hAnsi="Roboto Mono"/>
@@ -346,7 +324,7 @@
       <w:pPr>
         <w:numPr>
           <w:ilvl w:val="0"/>
-          <w:numId w:val="4"/>
+          <w:numId w:val="1"/>
         </w:numPr>
         <w:rPr>
           <w:rFonts w:ascii="Roboto Mono" w:hAnsi="Roboto Mono"/>
@@ -369,7 +347,7 @@
       <w:pPr>
         <w:numPr>
           <w:ilvl w:val="0"/>
-          <w:numId w:val="4"/>
+          <w:numId w:val="1"/>
         </w:numPr>
         <w:rPr>
           <w:rFonts w:ascii="Roboto Mono" w:hAnsi="Roboto Mono"/>
@@ -392,7 +370,7 @@
       <w:pPr>
         <w:numPr>
           <w:ilvl w:val="0"/>
-          <w:numId w:val="4"/>
+          <w:numId w:val="1"/>
         </w:numPr>
         <w:rPr>
           <w:rFonts w:ascii="Roboto Mono" w:hAnsi="Roboto Mono"/>
@@ -415,7 +393,7 @@
       <w:pPr>
         <w:numPr>
           <w:ilvl w:val="0"/>
-          <w:numId w:val="4"/>
+          <w:numId w:val="1"/>
         </w:numPr>
         <w:rPr>
           <w:rFonts w:ascii="Roboto Mono" w:hAnsi="Roboto Mono"/>
@@ -438,7 +416,7 @@
       <w:pPr>
         <w:numPr>
           <w:ilvl w:val="0"/>
-          <w:numId w:val="4"/>
+          <w:numId w:val="1"/>
         </w:numPr>
         <w:rPr>
           <w:rFonts w:ascii="Roboto Mono" w:hAnsi="Roboto Mono"/>
@@ -467,7 +445,7 @@
         <w:rPr>
           <w:rFonts w:ascii="Roboto Mono" w:hAnsi="Roboto Mono"/>
         </w:rPr>
-        <w:pict w14:anchorId="7976F2FF">
+        <w:pict w14:anchorId="7518BE54">
           <v:rect id="_x0000_i1026" style="width:0;height:1.5pt" o:hralign="center" o:hrstd="t" o:hr="t" fillcolor="#a0a0a0" stroked="f"/>
         </w:pict>
       </w:r>
@@ -494,7 +472,7 @@
       </w:pPr>
       <w:r>
         <w:rPr>
-          <w:rFonts w:ascii="Arial" w:hAnsi="Arial" w:eastAsia="Arial"/>
+          <w:rFonts w:ascii="Arial" w:eastAsia="Arial" w:hAnsi="Arial"/>
           <w:b/>
           <w:sz w:val="22"/>
           <w:shd w:val="clear" w:color="auto" w:fill="B7B7B7"/>
@@ -503,35 +481,24 @@
       </w:r>
       <w:r>
         <w:rPr>
-          <w:rFonts w:ascii="Arial" w:hAnsi="Arial" w:eastAsia="Arial"/>
+          <w:rFonts w:ascii="Arial" w:eastAsia="Arial" w:hAnsi="Arial"/>
           <w:sz w:val="22"/>
           <w:shd w:val="clear" w:color="auto" w:fill="B7B7B7"/>
         </w:rPr>
         <w:t xml:space="preserve">: </w:t>
       </w:r>
-      <w:proofErr w:type="spellStart"/>
-      <w:r>
-        <w:rPr>
-          <w:rFonts w:ascii="Arial" w:hAnsi="Arial" w:eastAsia="Arial"/>
+      <w:r>
+        <w:rPr>
+          <w:rFonts w:ascii="Arial" w:eastAsia="Arial" w:hAnsi="Arial"/>
           <w:b/>
           <w:sz w:val="22"/>
           <w:shd w:val="clear" w:color="auto" w:fill="B7B7B7"/>
         </w:rPr>
-        <w:t>Chatgpt</w:t>
-      </w:r>
-      <w:proofErr w:type="spellEnd"/>
-      <w:r>
-        <w:rPr>
-          <w:rFonts w:ascii="Arial" w:hAnsi="Arial" w:eastAsia="Arial"/>
-          <w:b/>
-          <w:sz w:val="22"/>
-          <w:shd w:val="clear" w:color="auto" w:fill="B7B7B7"/>
-        </w:rPr>
-        <w:t xml:space="preserve"> </w:t>
-      </w:r>
-      <w:r>
-        <w:rPr>
-          <w:rFonts w:ascii="Arial" w:hAnsi="Arial" w:eastAsia="Arial"/>
+        <w:t xml:space="preserve">Chatgpt </w:t>
+      </w:r>
+      <w:r>
+        <w:rPr>
+          <w:rFonts w:ascii="Arial" w:eastAsia="Arial" w:hAnsi="Arial"/>
           <w:b/>
           <w:sz w:val="22"/>
           <w:szCs w:val="14"/>
@@ -541,7 +508,7 @@
       </w:r>
       <w:r>
         <w:rPr>
-          <w:rFonts w:ascii="Arial" w:hAnsi="Arial" w:cs="Cambria Math" w:eastAsia="Arial"/>
+          <w:rFonts w:ascii="Arial" w:eastAsia="Arial" w:hAnsi="Arial" w:cs="Cambria Math"/>
           <w:b/>
           <w:sz w:val="22"/>
           <w:szCs w:val="14"/>
@@ -551,7 +518,7 @@
       </w:r>
       <w:r>
         <w:rPr>
-          <w:rFonts w:ascii="Arial" w:hAnsi="Arial" w:eastAsia="Arial"/>
+          <w:rFonts w:ascii="Arial" w:eastAsia="Arial" w:hAnsi="Arial"/>
           <w:b/>
           <w:sz w:val="22"/>
           <w:szCs w:val="14"/>
@@ -571,9 +538,8 @@
           <w:rFonts w:ascii="Roboto Mono" w:hAnsi="Roboto Mono"/>
           <w:noProof/>
         </w:rPr>
-        <w:lastRenderedPageBreak/>
         <w:drawing>
-          <wp:inline distT="0" distB="0" distL="0" distR="0" wp14:anchorId="635513E0" wp14:editId="6BE33E96">
+          <wp:inline distT="0" distB="0" distL="0" distR="0" wp14:anchorId="770DD272" wp14:editId="684F5007">
             <wp:extent cx="5943600" cy="1988820"/>
             <wp:effectExtent l="0" t="0" r="0" b="0"/>
             <wp:docPr id="1821341399" name="Picture 12"/>
@@ -1063,7 +1029,7 @@
         <w:rPr>
           <w:rFonts w:ascii="Roboto Mono" w:hAnsi="Roboto Mono"/>
         </w:rPr>
-        <w:pict w14:anchorId="51E8604D">
+        <w:pict w14:anchorId="514A9ED1">
           <v:rect id="_x0000_i1027" style="width:0;height:1.5pt" o:hralign="center" o:hrstd="t" o:hr="t" fillcolor="#a0a0a0" stroked="f"/>
         </w:pict>
       </w:r>
@@ -1090,7 +1056,7 @@
       </w:pPr>
       <w:r>
         <w:rPr>
-          <w:rFonts w:ascii="Arial" w:hAnsi="Arial" w:eastAsia="Arial"/>
+          <w:rFonts w:ascii="Arial" w:eastAsia="Arial" w:hAnsi="Arial"/>
           <w:b/>
           <w:sz w:val="22"/>
           <w:shd w:val="clear" w:color="auto" w:fill="B7B7B7"/>
@@ -1099,35 +1065,24 @@
       </w:r>
       <w:r>
         <w:rPr>
-          <w:rFonts w:ascii="Arial" w:hAnsi="Arial" w:eastAsia="Arial"/>
+          <w:rFonts w:ascii="Arial" w:eastAsia="Arial" w:hAnsi="Arial"/>
           <w:sz w:val="22"/>
           <w:shd w:val="clear" w:color="auto" w:fill="B7B7B7"/>
         </w:rPr>
         <w:t xml:space="preserve">: </w:t>
       </w:r>
-      <w:proofErr w:type="spellStart"/>
-      <w:r>
-        <w:rPr>
-          <w:rFonts w:ascii="Arial" w:hAnsi="Arial" w:eastAsia="Arial"/>
+      <w:r>
+        <w:rPr>
+          <w:rFonts w:ascii="Arial" w:eastAsia="Arial" w:hAnsi="Arial"/>
           <w:b/>
           <w:sz w:val="22"/>
           <w:shd w:val="clear" w:color="auto" w:fill="B7B7B7"/>
         </w:rPr>
-        <w:t>Chatgpt</w:t>
-      </w:r>
-      <w:proofErr w:type="spellEnd"/>
-      <w:r>
-        <w:rPr>
-          <w:rFonts w:ascii="Arial" w:hAnsi="Arial" w:eastAsia="Arial"/>
-          <w:b/>
-          <w:sz w:val="22"/>
-          <w:shd w:val="clear" w:color="auto" w:fill="B7B7B7"/>
-        </w:rPr>
-        <w:t xml:space="preserve"> </w:t>
-      </w:r>
-      <w:r>
-        <w:rPr>
-          <w:rFonts w:ascii="Arial" w:hAnsi="Arial" w:eastAsia="Arial"/>
+        <w:t xml:space="preserve">Chatgpt </w:t>
+      </w:r>
+      <w:r>
+        <w:rPr>
+          <w:rFonts w:ascii="Arial" w:eastAsia="Arial" w:hAnsi="Arial"/>
           <w:b/>
           <w:sz w:val="22"/>
           <w:szCs w:val="14"/>
@@ -1137,7 +1092,7 @@
       </w:r>
       <w:r>
         <w:rPr>
-          <w:rFonts w:ascii="Arial" w:hAnsi="Arial" w:cs="Cambria Math" w:eastAsia="Arial"/>
+          <w:rFonts w:ascii="Arial" w:eastAsia="Arial" w:hAnsi="Arial" w:cs="Cambria Math"/>
           <w:b/>
           <w:sz w:val="22"/>
           <w:szCs w:val="14"/>
@@ -1147,7 +1102,7 @@
       </w:r>
       <w:r>
         <w:rPr>
-          <w:rFonts w:ascii="Arial" w:hAnsi="Arial" w:eastAsia="Arial"/>
+          <w:rFonts w:ascii="Arial" w:eastAsia="Arial" w:hAnsi="Arial"/>
           <w:b/>
           <w:sz w:val="22"/>
           <w:szCs w:val="14"/>
@@ -1160,7 +1115,7 @@
       <w:pPr>
         <w:numPr>
           <w:ilvl w:val="0"/>
-          <w:numId w:val="5"/>
+          <w:numId w:val="2"/>
         </w:numPr>
         <w:rPr>
           <w:rFonts w:ascii="Roboto Mono" w:hAnsi="Roboto Mono"/>
@@ -1197,7 +1152,7 @@
       <w:pPr>
         <w:numPr>
           <w:ilvl w:val="0"/>
-          <w:numId w:val="5"/>
+          <w:numId w:val="2"/>
         </w:numPr>
         <w:rPr>
           <w:rFonts w:ascii="Roboto Mono" w:hAnsi="Roboto Mono"/>
@@ -1234,7 +1189,7 @@
       <w:pPr>
         <w:numPr>
           <w:ilvl w:val="0"/>
-          <w:numId w:val="5"/>
+          <w:numId w:val="2"/>
         </w:numPr>
         <w:rPr>
           <w:rFonts w:ascii="Roboto Mono" w:hAnsi="Roboto Mono"/>
@@ -1244,7 +1199,6 @@
         <w:rPr>
           <w:rFonts w:ascii="Segoe UI Emoji" w:hAnsi="Segoe UI Emoji" w:cs="Segoe UI Emoji"/>
         </w:rPr>
-        <w:lastRenderedPageBreak/>
         <w:t>📈</w:t>
       </w:r>
       <w:r>
@@ -1272,7 +1226,7 @@
       <w:pPr>
         <w:numPr>
           <w:ilvl w:val="0"/>
-          <w:numId w:val="5"/>
+          <w:numId w:val="2"/>
         </w:numPr>
         <w:rPr>
           <w:rFonts w:ascii="Roboto Mono" w:hAnsi="Roboto Mono"/>
@@ -1315,7 +1269,7 @@
         <w:rPr>
           <w:rFonts w:ascii="Roboto Mono" w:hAnsi="Roboto Mono"/>
         </w:rPr>
-        <w:pict w14:anchorId="5AC34156">
+        <w:pict w14:anchorId="36BB8CF8">
           <v:rect id="_x0000_i1028" style="width:0;height:1.5pt" o:hralign="center" o:hrstd="t" o:hr="t" fillcolor="#a0a0a0" stroked="f"/>
         </w:pict>
       </w:r>
@@ -1342,7 +1296,7 @@
       </w:pPr>
       <w:r>
         <w:rPr>
-          <w:rFonts w:ascii="Arial" w:hAnsi="Arial" w:eastAsia="Arial"/>
+          <w:rFonts w:ascii="Arial" w:eastAsia="Arial" w:hAnsi="Arial"/>
           <w:b/>
           <w:sz w:val="22"/>
           <w:shd w:val="clear" w:color="auto" w:fill="B7B7B7"/>
@@ -1351,35 +1305,24 @@
       </w:r>
       <w:r>
         <w:rPr>
-          <w:rFonts w:ascii="Arial" w:hAnsi="Arial" w:eastAsia="Arial"/>
+          <w:rFonts w:ascii="Arial" w:eastAsia="Arial" w:hAnsi="Arial"/>
           <w:sz w:val="22"/>
           <w:shd w:val="clear" w:color="auto" w:fill="B7B7B7"/>
         </w:rPr>
         <w:t xml:space="preserve">: </w:t>
       </w:r>
-      <w:proofErr w:type="spellStart"/>
-      <w:r>
-        <w:rPr>
-          <w:rFonts w:ascii="Arial" w:hAnsi="Arial" w:eastAsia="Arial"/>
+      <w:r>
+        <w:rPr>
+          <w:rFonts w:ascii="Arial" w:eastAsia="Arial" w:hAnsi="Arial"/>
           <w:b/>
           <w:sz w:val="22"/>
           <w:shd w:val="clear" w:color="auto" w:fill="B7B7B7"/>
         </w:rPr>
-        <w:t>Chatgpt</w:t>
-      </w:r>
-      <w:proofErr w:type="spellEnd"/>
-      <w:r>
-        <w:rPr>
-          <w:rFonts w:ascii="Arial" w:hAnsi="Arial" w:eastAsia="Arial"/>
-          <w:b/>
-          <w:sz w:val="22"/>
-          <w:shd w:val="clear" w:color="auto" w:fill="B7B7B7"/>
-        </w:rPr>
-        <w:t xml:space="preserve"> </w:t>
-      </w:r>
-      <w:r>
-        <w:rPr>
-          <w:rFonts w:ascii="Arial" w:hAnsi="Arial" w:eastAsia="Arial"/>
+        <w:t xml:space="preserve">Chatgpt </w:t>
+      </w:r>
+      <w:r>
+        <w:rPr>
+          <w:rFonts w:ascii="Arial" w:eastAsia="Arial" w:hAnsi="Arial"/>
           <w:b/>
           <w:sz w:val="22"/>
           <w:szCs w:val="14"/>
@@ -1389,7 +1332,7 @@
       </w:r>
       <w:r>
         <w:rPr>
-          <w:rFonts w:ascii="Arial" w:hAnsi="Arial" w:cs="Cambria Math" w:eastAsia="Arial"/>
+          <w:rFonts w:ascii="Arial" w:eastAsia="Arial" w:hAnsi="Arial" w:cs="Cambria Math"/>
           <w:b/>
           <w:sz w:val="22"/>
           <w:szCs w:val="14"/>
@@ -1399,7 +1342,7 @@
       </w:r>
       <w:r>
         <w:rPr>
-          <w:rFonts w:ascii="Arial" w:hAnsi="Arial" w:eastAsia="Arial"/>
+          <w:rFonts w:ascii="Arial" w:eastAsia="Arial" w:hAnsi="Arial"/>
           <w:b/>
           <w:sz w:val="22"/>
           <w:szCs w:val="14"/>
@@ -1420,7 +1363,7 @@
           <w:noProof/>
         </w:rPr>
         <w:drawing>
-          <wp:inline distT="0" distB="0" distL="0" distR="0" wp14:anchorId="0FAE7881" wp14:editId="4D179B8F">
+          <wp:inline distT="0" distB="0" distL="0" distR="0" wp14:anchorId="45BE1D0C" wp14:editId="296D1C8B">
             <wp:extent cx="5943600" cy="1973580"/>
             <wp:effectExtent l="0" t="0" r="0" b="7620"/>
             <wp:docPr id="786732689" name="Picture 11"/>
@@ -1716,21 +1659,7 @@
               <w:rPr>
                 <w:rFonts w:ascii="Roboto Mono" w:hAnsi="Roboto Mono"/>
               </w:rPr>
-              <w:t xml:space="preserve">Delay in data travel (measured in </w:t>
-            </w:r>
-            <w:proofErr w:type="spellStart"/>
-            <w:r>
-              <w:rPr>
-                <w:rFonts w:ascii="Roboto Mono" w:hAnsi="Roboto Mono"/>
-              </w:rPr>
-              <w:t>ms</w:t>
-            </w:r>
-            <w:proofErr w:type="spellEnd"/>
-            <w:r>
-              <w:rPr>
-                <w:rFonts w:ascii="Roboto Mono" w:hAnsi="Roboto Mono"/>
-              </w:rPr>
-              <w:t>)</w:t>
+              <w:t>Delay in data travel (measured in ms)</w:t>
             </w:r>
           </w:p>
         </w:tc>
@@ -1860,7 +1789,7 @@
         <w:rPr>
           <w:rFonts w:ascii="Roboto Mono" w:hAnsi="Roboto Mono"/>
         </w:rPr>
-        <w:pict w14:anchorId="3351B4CC">
+        <w:pict w14:anchorId="541BE627">
           <v:rect id="_x0000_i1029" style="width:0;height:1.5pt" o:hralign="center" o:hrstd="t" o:hr="t" fillcolor="#a0a0a0" stroked="f"/>
         </w:pict>
       </w:r>
@@ -1873,7 +1802,6 @@
         <w:rPr>
           <w:rFonts w:ascii="Segoe UI Emoji" w:hAnsi="Segoe UI Emoji" w:cs="Segoe UI Emoji"/>
         </w:rPr>
-        <w:lastRenderedPageBreak/>
         <w:t>⚠️</w:t>
       </w:r>
       <w:r>
@@ -1888,7 +1816,7 @@
       </w:pPr>
       <w:r>
         <w:rPr>
-          <w:rFonts w:ascii="Arial" w:hAnsi="Arial" w:eastAsia="Arial"/>
+          <w:rFonts w:ascii="Arial" w:eastAsia="Arial" w:hAnsi="Arial"/>
           <w:b/>
           <w:sz w:val="22"/>
           <w:shd w:val="clear" w:color="auto" w:fill="B7B7B7"/>
@@ -1897,35 +1825,24 @@
       </w:r>
       <w:r>
         <w:rPr>
-          <w:rFonts w:ascii="Arial" w:hAnsi="Arial" w:eastAsia="Arial"/>
+          <w:rFonts w:ascii="Arial" w:eastAsia="Arial" w:hAnsi="Arial"/>
           <w:sz w:val="22"/>
           <w:shd w:val="clear" w:color="auto" w:fill="B7B7B7"/>
         </w:rPr>
         <w:t xml:space="preserve">: </w:t>
       </w:r>
-      <w:proofErr w:type="spellStart"/>
-      <w:r>
-        <w:rPr>
-          <w:rFonts w:ascii="Arial" w:hAnsi="Arial" w:eastAsia="Arial"/>
+      <w:r>
+        <w:rPr>
+          <w:rFonts w:ascii="Arial" w:eastAsia="Arial" w:hAnsi="Arial"/>
           <w:b/>
           <w:sz w:val="22"/>
           <w:shd w:val="clear" w:color="auto" w:fill="B7B7B7"/>
         </w:rPr>
-        <w:t>Chatgpt</w:t>
-      </w:r>
-      <w:proofErr w:type="spellEnd"/>
-      <w:r>
-        <w:rPr>
-          <w:rFonts w:ascii="Arial" w:hAnsi="Arial" w:eastAsia="Arial"/>
-          <w:b/>
-          <w:sz w:val="22"/>
-          <w:shd w:val="clear" w:color="auto" w:fill="B7B7B7"/>
-        </w:rPr>
-        <w:t xml:space="preserve"> </w:t>
-      </w:r>
-      <w:r>
-        <w:rPr>
-          <w:rFonts w:ascii="Arial" w:hAnsi="Arial" w:eastAsia="Arial"/>
+        <w:t xml:space="preserve">Chatgpt </w:t>
+      </w:r>
+      <w:r>
+        <w:rPr>
+          <w:rFonts w:ascii="Arial" w:eastAsia="Arial" w:hAnsi="Arial"/>
           <w:b/>
           <w:sz w:val="22"/>
           <w:szCs w:val="14"/>
@@ -1935,7 +1852,7 @@
       </w:r>
       <w:r>
         <w:rPr>
-          <w:rFonts w:ascii="Arial" w:hAnsi="Arial" w:cs="Cambria Math" w:eastAsia="Arial"/>
+          <w:rFonts w:ascii="Arial" w:eastAsia="Arial" w:hAnsi="Arial" w:cs="Cambria Math"/>
           <w:b/>
           <w:sz w:val="22"/>
           <w:szCs w:val="14"/>
@@ -1945,7 +1862,7 @@
       </w:r>
       <w:r>
         <w:rPr>
-          <w:rFonts w:ascii="Arial" w:hAnsi="Arial" w:eastAsia="Arial"/>
+          <w:rFonts w:ascii="Arial" w:eastAsia="Arial" w:hAnsi="Arial"/>
           <w:b/>
           <w:sz w:val="22"/>
           <w:szCs w:val="14"/>
@@ -1958,7 +1875,7 @@
       <w:pPr>
         <w:numPr>
           <w:ilvl w:val="0"/>
-          <w:numId w:val="6"/>
+          <w:numId w:val="3"/>
         </w:numPr>
         <w:rPr>
           <w:rFonts w:ascii="Roboto Mono" w:hAnsi="Roboto Mono"/>
@@ -1983,7 +1900,7 @@
       <w:pPr>
         <w:numPr>
           <w:ilvl w:val="0"/>
-          <w:numId w:val="6"/>
+          <w:numId w:val="3"/>
         </w:numPr>
         <w:rPr>
           <w:rFonts w:ascii="Roboto Mono" w:hAnsi="Roboto Mono"/>
@@ -2002,7 +1919,7 @@
       <w:pPr>
         <w:numPr>
           <w:ilvl w:val="0"/>
-          <w:numId w:val="6"/>
+          <w:numId w:val="3"/>
         </w:numPr>
         <w:rPr>
           <w:rFonts w:ascii="Roboto Mono" w:hAnsi="Roboto Mono"/>
@@ -2021,7 +1938,7 @@
       <w:pPr>
         <w:numPr>
           <w:ilvl w:val="0"/>
-          <w:numId w:val="6"/>
+          <w:numId w:val="3"/>
         </w:numPr>
         <w:rPr>
           <w:rFonts w:ascii="Roboto Mono" w:hAnsi="Roboto Mono"/>
@@ -2046,7 +1963,7 @@
       <w:pPr>
         <w:numPr>
           <w:ilvl w:val="0"/>
-          <w:numId w:val="6"/>
+          <w:numId w:val="3"/>
         </w:numPr>
         <w:rPr>
           <w:rFonts w:ascii="Roboto Mono" w:hAnsi="Roboto Mono"/>
@@ -2071,8 +1988,8 @@
         <w:rPr>
           <w:rFonts w:ascii="Roboto Mono" w:hAnsi="Roboto Mono"/>
         </w:rPr>
-        <w:pict w14:anchorId="6091B7F8">
-          <v:rect id="_x0000_i1034" style="width:0;height:1.5pt" o:hralign="center" o:bullet="t" o:hrstd="t" o:hr="t" fillcolor="#a0a0a0" stroked="f"/>
+        <w:pict w14:anchorId="4D593AC3">
+          <v:rect id="_x0000_i1030" style="width:0;height:1.5pt" o:hralign="center" o:bullet="t" o:hrstd="t" o:hr="t" fillcolor="#a0a0a0" stroked="f"/>
         </w:pict>
       </w:r>
       <w:bookmarkStart w:id="0" w:name="_q89oew4w6jx3" w:colFirst="0" w:colLast="0"/>
@@ -2100,7 +2017,7 @@
       </w:pPr>
       <w:r>
         <w:rPr>
-          <w:rFonts w:ascii="Arial" w:hAnsi="Arial" w:eastAsia="Arial"/>
+          <w:rFonts w:ascii="Arial" w:eastAsia="Arial" w:hAnsi="Arial"/>
           <w:b/>
           <w:sz w:val="22"/>
           <w:shd w:val="clear" w:color="auto" w:fill="B7B7B7"/>
@@ -2109,35 +2026,24 @@
       </w:r>
       <w:r>
         <w:rPr>
-          <w:rFonts w:ascii="Arial" w:hAnsi="Arial" w:eastAsia="Arial"/>
+          <w:rFonts w:ascii="Arial" w:eastAsia="Arial" w:hAnsi="Arial"/>
           <w:sz w:val="22"/>
           <w:shd w:val="clear" w:color="auto" w:fill="B7B7B7"/>
         </w:rPr>
         <w:t xml:space="preserve">: </w:t>
       </w:r>
-      <w:proofErr w:type="spellStart"/>
-      <w:r>
-        <w:rPr>
-          <w:rFonts w:ascii="Arial" w:hAnsi="Arial" w:eastAsia="Arial"/>
+      <w:r>
+        <w:rPr>
+          <w:rFonts w:ascii="Arial" w:eastAsia="Arial" w:hAnsi="Arial"/>
           <w:b/>
           <w:sz w:val="22"/>
           <w:shd w:val="clear" w:color="auto" w:fill="B7B7B7"/>
         </w:rPr>
-        <w:t>Chatgpt</w:t>
-      </w:r>
-      <w:proofErr w:type="spellEnd"/>
-      <w:r>
-        <w:rPr>
-          <w:rFonts w:ascii="Arial" w:hAnsi="Arial" w:eastAsia="Arial"/>
-          <w:b/>
-          <w:sz w:val="22"/>
-          <w:shd w:val="clear" w:color="auto" w:fill="B7B7B7"/>
-        </w:rPr>
-        <w:t xml:space="preserve"> </w:t>
-      </w:r>
-      <w:r>
-        <w:rPr>
-          <w:rFonts w:ascii="Arial" w:hAnsi="Arial" w:eastAsia="Arial"/>
+        <w:t xml:space="preserve">Chatgpt </w:t>
+      </w:r>
+      <w:r>
+        <w:rPr>
+          <w:rFonts w:ascii="Arial" w:eastAsia="Arial" w:hAnsi="Arial"/>
           <w:b/>
           <w:sz w:val="22"/>
           <w:szCs w:val="14"/>
@@ -2147,7 +2053,7 @@
       </w:r>
       <w:r>
         <w:rPr>
-          <w:rFonts w:ascii="Arial" w:hAnsi="Arial" w:cs="Cambria Math" w:eastAsia="Arial"/>
+          <w:rFonts w:ascii="Arial" w:eastAsia="Arial" w:hAnsi="Arial" w:cs="Cambria Math"/>
           <w:b/>
           <w:sz w:val="22"/>
           <w:szCs w:val="14"/>
@@ -2157,7 +2063,7 @@
       </w:r>
       <w:r>
         <w:rPr>
-          <w:rFonts w:ascii="Arial" w:hAnsi="Arial" w:eastAsia="Arial"/>
+          <w:rFonts w:ascii="Arial" w:eastAsia="Arial" w:hAnsi="Arial"/>
           <w:b/>
           <w:sz w:val="22"/>
           <w:szCs w:val="14"/>
@@ -2178,7 +2084,7 @@
           <w:noProof/>
         </w:rPr>
         <w:drawing>
-          <wp:inline distT="0" distB="0" distL="0" distR="0" wp14:anchorId="514B9855" wp14:editId="1863F321">
+          <wp:inline distT="0" distB="0" distL="0" distR="0" wp14:anchorId="59ECC966" wp14:editId="6BF74424">
             <wp:extent cx="5943600" cy="1607820"/>
             <wp:effectExtent l="0" t="0" r="0" b="0"/>
             <wp:docPr id="1886026669" name="Picture 10"/>
@@ -2506,7 +2412,6 @@
                 <w:b/>
                 <w:bCs/>
               </w:rPr>
-              <w:lastRenderedPageBreak/>
               <w:t>Measured In</w:t>
             </w:r>
           </w:p>
@@ -2548,7 +2453,7 @@
         <w:rPr>
           <w:rFonts w:ascii="Roboto Mono" w:hAnsi="Roboto Mono"/>
         </w:rPr>
-        <w:pict w14:anchorId="5C1FDCA7">
+        <w:pict w14:anchorId="73302773">
           <v:rect id="_x0000_i1031" style="width:0;height:1.5pt" o:hralign="center" o:hrstd="t" o:hr="t" fillcolor="#a0a0a0" stroked="f"/>
         </w:pict>
       </w:r>
@@ -2560,6 +2465,7 @@
         </w:rPr>
       </w:pPr>
     </w:p>
+    <w:p/>
     <w:p/>
     <w:sectPr>
       <w:pgSz w:w="12240" w:h="15840"/>
@@ -2573,15 +2479,10 @@
 
 <file path=word/numbering.xml><?xml version="1.0" encoding="utf-8"?>
 <w:numbering xmlns:wpc="http://schemas.microsoft.com/office/word/2010/wordprocessingCanvas" xmlns:cx="http://schemas.microsoft.com/office/drawing/2014/chartex" xmlns:cx1="http://schemas.microsoft.com/office/drawing/2015/9/8/chartex" xmlns:cx2="http://schemas.microsoft.com/office/drawing/2015/10/21/chartex" xmlns:cx3="http://schemas.microsoft.com/office/drawing/2016/5/9/chartex" xmlns:cx4="http://schemas.microsoft.com/office/drawing/2016/5/10/chartex" xmlns:cx5="http://schemas.microsoft.com/office/drawing/2016/5/11/chartex" xmlns:cx6="http://schemas.microsoft.com/office/drawing/2016/5/12/chartex" xmlns:cx7="http://schemas.microsoft.com/office/drawing/2016/5/13/chartex" xmlns:cx8="http://schemas.microsoft.com/office/drawing/2016/5/14/chartex" xmlns:mc="http://schemas.openxmlformats.org/markup-compatibility/2006" xmlns:aink="http://schemas.microsoft.com/office/drawing/2016/ink" xmlns:am3d="http://schemas.microsoft.com/office/drawing/2017/model3d" xmlns:o="urn:schemas-microsoft-com:office:office" xmlns:oel="http://schemas.microsoft.com/office/2019/extlst" xmlns:r="http://schemas.openxmlformats.org/officeDocument/2006/relationships" xmlns:m="http://schemas.openxmlformats.org/officeDocument/2006/math" xmlns:v="urn:schemas-microsoft-com:vml" xmlns:wp14="http://schemas.microsoft.com/office/word/2010/wordprocessingDrawing" xmlns:wp="http://schemas.openxmlformats.org/drawingml/2006/wordprocessingDrawing" xmlns:w10="urn:schemas-microsoft-com:office:word" xmlns:w="http://schemas.openxmlformats.org/wordprocessingml/2006/main" xmlns:w14="http://schemas.microsoft.com/office/word/2010/wordml" xmlns:w15="http://schemas.microsoft.com/office/word/2012/wordml" xmlns:w16cex="http://schemas.microsoft.com/office/word/2018/wordml/cex" xmlns:w16cid="http://schemas.microsoft.com/office/word/2016/wordml/cid" xmlns:w16="http://schemas.microsoft.com/office/word/2018/wordml" xmlns:w16du="http://schemas.microsoft.com/office/word/2023/wordml/word16du" xmlns:w16sdtdh="http://schemas.microsoft.com/office/word/2020/wordml/sdtdatahash" xmlns:w16sdtfl="http://schemas.microsoft.com/office/word/2024/wordml/sdtformatlock" xmlns:w16se="http://schemas.microsoft.com/office/word/2015/wordml/symex" xmlns:wpg="http://schemas.microsoft.com/office/word/2010/wordprocessingGroup" xmlns:wpi="http://schemas.microsoft.com/office/word/2010/wordprocessingInk" xmlns:wne="http://schemas.microsoft.com/office/word/2006/wordml" xmlns:wps="http://schemas.microsoft.com/office/word/2010/wordprocessingShape" mc:Ignorable="w14 w15 w16se w16cid w16 w16cex w16sdtdh w16sdtfl w16du wp14">
-  <w:numPicBullet w:numPicBulletId="0">
-    <w:pict>
-      <v:rect id="_x0000_i1025" style="width:0;height:1.5pt" o:hralign="center" o:bullet="t" o:hrstd="t" o:hr="t" fillcolor="#a0a0a0" stroked="f"/>
-    </w:pict>
-  </w:numPicBullet>
   <w:abstractNum w:abstractNumId="0" w15:restartNumberingAfterBreak="0">
-    <w:nsid w:val="03283B02"/>
+    <w:nsid w:val="1AAC6DF3"/>
     <w:multiLevelType w:val="multilevel"/>
-    <w:tmpl w:val="1A3A8818"/>
+    <w:tmpl w:val="BC1E4920"/>
     <w:lvl w:ilvl="0">
       <w:start w:val="1"/>
       <w:numFmt w:val="bullet"/>
@@ -2728,9 +2629,9 @@
     </w:lvl>
   </w:abstractNum>
   <w:abstractNum w:abstractNumId="1" w15:restartNumberingAfterBreak="0">
-    <w:nsid w:val="17474280"/>
+    <w:nsid w:val="23B3414F"/>
     <w:multiLevelType w:val="multilevel"/>
-    <w:tmpl w:val="BEEC1C16"/>
+    <w:tmpl w:val="562C5E28"/>
     <w:lvl w:ilvl="0">
       <w:start w:val="1"/>
       <w:numFmt w:val="bullet"/>
@@ -2877,9 +2778,9 @@
     </w:lvl>
   </w:abstractNum>
   <w:abstractNum w:abstractNumId="2" w15:restartNumberingAfterBreak="0">
-    <w:nsid w:val="1AAC6DF3"/>
+    <w:nsid w:val="72C96B61"/>
     <w:multiLevelType w:val="multilevel"/>
-    <w:tmpl w:val="BC1E4920"/>
+    <w:tmpl w:val="83048E64"/>
     <w:lvl w:ilvl="0">
       <w:start w:val="1"/>
       <w:numFmt w:val="bullet"/>
@@ -3025,470 +2926,14 @@
       </w:rPr>
     </w:lvl>
   </w:abstractNum>
-  <w:abstractNum w:abstractNumId="3" w15:restartNumberingAfterBreak="0">
-    <w:nsid w:val="23B3414F"/>
-    <w:multiLevelType w:val="multilevel"/>
-    <w:tmpl w:val="562C5E28"/>
-    <w:lvl w:ilvl="0">
-      <w:start w:val="1"/>
-      <w:numFmt w:val="bullet"/>
-      <w:lvlText w:val=""/>
-      <w:lvlJc w:val="left"/>
-      <w:pPr>
-        <w:tabs>
-          <w:tab w:val="num" w:pos="720"/>
-        </w:tabs>
-        <w:ind w:left="720" w:hanging="360"/>
-      </w:pPr>
-      <w:rPr>
-        <w:rFonts w:ascii="Symbol" w:hAnsi="Symbol" w:hint="default"/>
-        <w:sz w:val="20"/>
-      </w:rPr>
-    </w:lvl>
-    <w:lvl w:ilvl="1" w:tentative="1">
-      <w:start w:val="1"/>
-      <w:numFmt w:val="bullet"/>
-      <w:lvlText w:val="o"/>
-      <w:lvlJc w:val="left"/>
-      <w:pPr>
-        <w:tabs>
-          <w:tab w:val="num" w:pos="1440"/>
-        </w:tabs>
-        <w:ind w:left="1440" w:hanging="360"/>
-      </w:pPr>
-      <w:rPr>
-        <w:rFonts w:ascii="Courier New" w:hAnsi="Courier New" w:hint="default"/>
-        <w:sz w:val="20"/>
-      </w:rPr>
-    </w:lvl>
-    <w:lvl w:ilvl="2" w:tentative="1">
-      <w:start w:val="1"/>
-      <w:numFmt w:val="bullet"/>
-      <w:lvlText w:val=""/>
-      <w:lvlJc w:val="left"/>
-      <w:pPr>
-        <w:tabs>
-          <w:tab w:val="num" w:pos="2160"/>
-        </w:tabs>
-        <w:ind w:left="2160" w:hanging="360"/>
-      </w:pPr>
-      <w:rPr>
-        <w:rFonts w:ascii="Wingdings" w:hAnsi="Wingdings" w:hint="default"/>
-        <w:sz w:val="20"/>
-      </w:rPr>
-    </w:lvl>
-    <w:lvl w:ilvl="3" w:tentative="1">
-      <w:start w:val="1"/>
-      <w:numFmt w:val="bullet"/>
-      <w:lvlText w:val=""/>
-      <w:lvlJc w:val="left"/>
-      <w:pPr>
-        <w:tabs>
-          <w:tab w:val="num" w:pos="2880"/>
-        </w:tabs>
-        <w:ind w:left="2880" w:hanging="360"/>
-      </w:pPr>
-      <w:rPr>
-        <w:rFonts w:ascii="Wingdings" w:hAnsi="Wingdings" w:hint="default"/>
-        <w:sz w:val="20"/>
-      </w:rPr>
-    </w:lvl>
-    <w:lvl w:ilvl="4" w:tentative="1">
-      <w:start w:val="1"/>
-      <w:numFmt w:val="bullet"/>
-      <w:lvlText w:val=""/>
-      <w:lvlJc w:val="left"/>
-      <w:pPr>
-        <w:tabs>
-          <w:tab w:val="num" w:pos="3600"/>
-        </w:tabs>
-        <w:ind w:left="3600" w:hanging="360"/>
-      </w:pPr>
-      <w:rPr>
-        <w:rFonts w:ascii="Wingdings" w:hAnsi="Wingdings" w:hint="default"/>
-        <w:sz w:val="20"/>
-      </w:rPr>
-    </w:lvl>
-    <w:lvl w:ilvl="5" w:tentative="1">
-      <w:start w:val="1"/>
-      <w:numFmt w:val="bullet"/>
-      <w:lvlText w:val=""/>
-      <w:lvlJc w:val="left"/>
-      <w:pPr>
-        <w:tabs>
-          <w:tab w:val="num" w:pos="4320"/>
-        </w:tabs>
-        <w:ind w:left="4320" w:hanging="360"/>
-      </w:pPr>
-      <w:rPr>
-        <w:rFonts w:ascii="Wingdings" w:hAnsi="Wingdings" w:hint="default"/>
-        <w:sz w:val="20"/>
-      </w:rPr>
-    </w:lvl>
-    <w:lvl w:ilvl="6" w:tentative="1">
-      <w:start w:val="1"/>
-      <w:numFmt w:val="bullet"/>
-      <w:lvlText w:val=""/>
-      <w:lvlJc w:val="left"/>
-      <w:pPr>
-        <w:tabs>
-          <w:tab w:val="num" w:pos="5040"/>
-        </w:tabs>
-        <w:ind w:left="5040" w:hanging="360"/>
-      </w:pPr>
-      <w:rPr>
-        <w:rFonts w:ascii="Wingdings" w:hAnsi="Wingdings" w:hint="default"/>
-        <w:sz w:val="20"/>
-      </w:rPr>
-    </w:lvl>
-    <w:lvl w:ilvl="7" w:tentative="1">
-      <w:start w:val="1"/>
-      <w:numFmt w:val="bullet"/>
-      <w:lvlText w:val=""/>
-      <w:lvlJc w:val="left"/>
-      <w:pPr>
-        <w:tabs>
-          <w:tab w:val="num" w:pos="5760"/>
-        </w:tabs>
-        <w:ind w:left="5760" w:hanging="360"/>
-      </w:pPr>
-      <w:rPr>
-        <w:rFonts w:ascii="Wingdings" w:hAnsi="Wingdings" w:hint="default"/>
-        <w:sz w:val="20"/>
-      </w:rPr>
-    </w:lvl>
-    <w:lvl w:ilvl="8" w:tentative="1">
-      <w:start w:val="1"/>
-      <w:numFmt w:val="bullet"/>
-      <w:lvlText w:val=""/>
-      <w:lvlJc w:val="left"/>
-      <w:pPr>
-        <w:tabs>
-          <w:tab w:val="num" w:pos="6480"/>
-        </w:tabs>
-        <w:ind w:left="6480" w:hanging="360"/>
-      </w:pPr>
-      <w:rPr>
-        <w:rFonts w:ascii="Wingdings" w:hAnsi="Wingdings" w:hint="default"/>
-        <w:sz w:val="20"/>
-      </w:rPr>
-    </w:lvl>
-  </w:abstractNum>
-  <w:abstractNum w:abstractNumId="4" w15:restartNumberingAfterBreak="0">
-    <w:nsid w:val="3DF7003E"/>
-    <w:multiLevelType w:val="multilevel"/>
-    <w:tmpl w:val="0BAC052E"/>
-    <w:lvl w:ilvl="0">
-      <w:start w:val="1"/>
-      <w:numFmt w:val="bullet"/>
-      <w:lvlText w:val=""/>
-      <w:lvlJc w:val="left"/>
-      <w:pPr>
-        <w:tabs>
-          <w:tab w:val="num" w:pos="720"/>
-        </w:tabs>
-        <w:ind w:left="720" w:hanging="360"/>
-      </w:pPr>
-      <w:rPr>
-        <w:rFonts w:ascii="Symbol" w:hAnsi="Symbol" w:hint="default"/>
-        <w:sz w:val="20"/>
-      </w:rPr>
-    </w:lvl>
-    <w:lvl w:ilvl="1" w:tentative="1">
-      <w:start w:val="1"/>
-      <w:numFmt w:val="bullet"/>
-      <w:lvlText w:val="o"/>
-      <w:lvlJc w:val="left"/>
-      <w:pPr>
-        <w:tabs>
-          <w:tab w:val="num" w:pos="1440"/>
-        </w:tabs>
-        <w:ind w:left="1440" w:hanging="360"/>
-      </w:pPr>
-      <w:rPr>
-        <w:rFonts w:ascii="Courier New" w:hAnsi="Courier New" w:hint="default"/>
-        <w:sz w:val="20"/>
-      </w:rPr>
-    </w:lvl>
-    <w:lvl w:ilvl="2" w:tentative="1">
-      <w:start w:val="1"/>
-      <w:numFmt w:val="bullet"/>
-      <w:lvlText w:val=""/>
-      <w:lvlJc w:val="left"/>
-      <w:pPr>
-        <w:tabs>
-          <w:tab w:val="num" w:pos="2160"/>
-        </w:tabs>
-        <w:ind w:left="2160" w:hanging="360"/>
-      </w:pPr>
-      <w:rPr>
-        <w:rFonts w:ascii="Wingdings" w:hAnsi="Wingdings" w:hint="default"/>
-        <w:sz w:val="20"/>
-      </w:rPr>
-    </w:lvl>
-    <w:lvl w:ilvl="3" w:tentative="1">
-      <w:start w:val="1"/>
-      <w:numFmt w:val="bullet"/>
-      <w:lvlText w:val=""/>
-      <w:lvlJc w:val="left"/>
-      <w:pPr>
-        <w:tabs>
-          <w:tab w:val="num" w:pos="2880"/>
-        </w:tabs>
-        <w:ind w:left="2880" w:hanging="360"/>
-      </w:pPr>
-      <w:rPr>
-        <w:rFonts w:ascii="Wingdings" w:hAnsi="Wingdings" w:hint="default"/>
-        <w:sz w:val="20"/>
-      </w:rPr>
-    </w:lvl>
-    <w:lvl w:ilvl="4" w:tentative="1">
-      <w:start w:val="1"/>
-      <w:numFmt w:val="bullet"/>
-      <w:lvlText w:val=""/>
-      <w:lvlJc w:val="left"/>
-      <w:pPr>
-        <w:tabs>
-          <w:tab w:val="num" w:pos="3600"/>
-        </w:tabs>
-        <w:ind w:left="3600" w:hanging="360"/>
-      </w:pPr>
-      <w:rPr>
-        <w:rFonts w:ascii="Wingdings" w:hAnsi="Wingdings" w:hint="default"/>
-        <w:sz w:val="20"/>
-      </w:rPr>
-    </w:lvl>
-    <w:lvl w:ilvl="5" w:tentative="1">
-      <w:start w:val="1"/>
-      <w:numFmt w:val="bullet"/>
-      <w:lvlText w:val=""/>
-      <w:lvlJc w:val="left"/>
-      <w:pPr>
-        <w:tabs>
-          <w:tab w:val="num" w:pos="4320"/>
-        </w:tabs>
-        <w:ind w:left="4320" w:hanging="360"/>
-      </w:pPr>
-      <w:rPr>
-        <w:rFonts w:ascii="Wingdings" w:hAnsi="Wingdings" w:hint="default"/>
-        <w:sz w:val="20"/>
-      </w:rPr>
-    </w:lvl>
-    <w:lvl w:ilvl="6" w:tentative="1">
-      <w:start w:val="1"/>
-      <w:numFmt w:val="bullet"/>
-      <w:lvlText w:val=""/>
-      <w:lvlJc w:val="left"/>
-      <w:pPr>
-        <w:tabs>
-          <w:tab w:val="num" w:pos="5040"/>
-        </w:tabs>
-        <w:ind w:left="5040" w:hanging="360"/>
-      </w:pPr>
-      <w:rPr>
-        <w:rFonts w:ascii="Wingdings" w:hAnsi="Wingdings" w:hint="default"/>
-        <w:sz w:val="20"/>
-      </w:rPr>
-    </w:lvl>
-    <w:lvl w:ilvl="7" w:tentative="1">
-      <w:start w:val="1"/>
-      <w:numFmt w:val="bullet"/>
-      <w:lvlText w:val=""/>
-      <w:lvlJc w:val="left"/>
-      <w:pPr>
-        <w:tabs>
-          <w:tab w:val="num" w:pos="5760"/>
-        </w:tabs>
-        <w:ind w:left="5760" w:hanging="360"/>
-      </w:pPr>
-      <w:rPr>
-        <w:rFonts w:ascii="Wingdings" w:hAnsi="Wingdings" w:hint="default"/>
-        <w:sz w:val="20"/>
-      </w:rPr>
-    </w:lvl>
-    <w:lvl w:ilvl="8" w:tentative="1">
-      <w:start w:val="1"/>
-      <w:numFmt w:val="bullet"/>
-      <w:lvlText w:val=""/>
-      <w:lvlJc w:val="left"/>
-      <w:pPr>
-        <w:tabs>
-          <w:tab w:val="num" w:pos="6480"/>
-        </w:tabs>
-        <w:ind w:left="6480" w:hanging="360"/>
-      </w:pPr>
-      <w:rPr>
-        <w:rFonts w:ascii="Wingdings" w:hAnsi="Wingdings" w:hint="default"/>
-        <w:sz w:val="20"/>
-      </w:rPr>
-    </w:lvl>
-  </w:abstractNum>
-  <w:abstractNum w:abstractNumId="5" w15:restartNumberingAfterBreak="0">
-    <w:nsid w:val="72C96B61"/>
-    <w:multiLevelType w:val="multilevel"/>
-    <w:tmpl w:val="83048E64"/>
-    <w:lvl w:ilvl="0">
-      <w:start w:val="1"/>
-      <w:numFmt w:val="bullet"/>
-      <w:lvlText w:val=""/>
-      <w:lvlJc w:val="left"/>
-      <w:pPr>
-        <w:tabs>
-          <w:tab w:val="num" w:pos="720"/>
-        </w:tabs>
-        <w:ind w:left="720" w:hanging="360"/>
-      </w:pPr>
-      <w:rPr>
-        <w:rFonts w:ascii="Symbol" w:hAnsi="Symbol" w:hint="default"/>
-        <w:sz w:val="20"/>
-      </w:rPr>
-    </w:lvl>
-    <w:lvl w:ilvl="1" w:tentative="1">
-      <w:start w:val="1"/>
-      <w:numFmt w:val="bullet"/>
-      <w:lvlText w:val="o"/>
-      <w:lvlJc w:val="left"/>
-      <w:pPr>
-        <w:tabs>
-          <w:tab w:val="num" w:pos="1440"/>
-        </w:tabs>
-        <w:ind w:left="1440" w:hanging="360"/>
-      </w:pPr>
-      <w:rPr>
-        <w:rFonts w:ascii="Courier New" w:hAnsi="Courier New" w:hint="default"/>
-        <w:sz w:val="20"/>
-      </w:rPr>
-    </w:lvl>
-    <w:lvl w:ilvl="2" w:tentative="1">
-      <w:start w:val="1"/>
-      <w:numFmt w:val="bullet"/>
-      <w:lvlText w:val=""/>
-      <w:lvlJc w:val="left"/>
-      <w:pPr>
-        <w:tabs>
-          <w:tab w:val="num" w:pos="2160"/>
-        </w:tabs>
-        <w:ind w:left="2160" w:hanging="360"/>
-      </w:pPr>
-      <w:rPr>
-        <w:rFonts w:ascii="Wingdings" w:hAnsi="Wingdings" w:hint="default"/>
-        <w:sz w:val="20"/>
-      </w:rPr>
-    </w:lvl>
-    <w:lvl w:ilvl="3" w:tentative="1">
-      <w:start w:val="1"/>
-      <w:numFmt w:val="bullet"/>
-      <w:lvlText w:val=""/>
-      <w:lvlJc w:val="left"/>
-      <w:pPr>
-        <w:tabs>
-          <w:tab w:val="num" w:pos="2880"/>
-        </w:tabs>
-        <w:ind w:left="2880" w:hanging="360"/>
-      </w:pPr>
-      <w:rPr>
-        <w:rFonts w:ascii="Wingdings" w:hAnsi="Wingdings" w:hint="default"/>
-        <w:sz w:val="20"/>
-      </w:rPr>
-    </w:lvl>
-    <w:lvl w:ilvl="4" w:tentative="1">
-      <w:start w:val="1"/>
-      <w:numFmt w:val="bullet"/>
-      <w:lvlText w:val=""/>
-      <w:lvlJc w:val="left"/>
-      <w:pPr>
-        <w:tabs>
-          <w:tab w:val="num" w:pos="3600"/>
-        </w:tabs>
-        <w:ind w:left="3600" w:hanging="360"/>
-      </w:pPr>
-      <w:rPr>
-        <w:rFonts w:ascii="Wingdings" w:hAnsi="Wingdings" w:hint="default"/>
-        <w:sz w:val="20"/>
-      </w:rPr>
-    </w:lvl>
-    <w:lvl w:ilvl="5" w:tentative="1">
-      <w:start w:val="1"/>
-      <w:numFmt w:val="bullet"/>
-      <w:lvlText w:val=""/>
-      <w:lvlJc w:val="left"/>
-      <w:pPr>
-        <w:tabs>
-          <w:tab w:val="num" w:pos="4320"/>
-        </w:tabs>
-        <w:ind w:left="4320" w:hanging="360"/>
-      </w:pPr>
-      <w:rPr>
-        <w:rFonts w:ascii="Wingdings" w:hAnsi="Wingdings" w:hint="default"/>
-        <w:sz w:val="20"/>
-      </w:rPr>
-    </w:lvl>
-    <w:lvl w:ilvl="6" w:tentative="1">
-      <w:start w:val="1"/>
-      <w:numFmt w:val="bullet"/>
-      <w:lvlText w:val=""/>
-      <w:lvlJc w:val="left"/>
-      <w:pPr>
-        <w:tabs>
-          <w:tab w:val="num" w:pos="5040"/>
-        </w:tabs>
-        <w:ind w:left="5040" w:hanging="360"/>
-      </w:pPr>
-      <w:rPr>
-        <w:rFonts w:ascii="Wingdings" w:hAnsi="Wingdings" w:hint="default"/>
-        <w:sz w:val="20"/>
-      </w:rPr>
-    </w:lvl>
-    <w:lvl w:ilvl="7" w:tentative="1">
-      <w:start w:val="1"/>
-      <w:numFmt w:val="bullet"/>
-      <w:lvlText w:val=""/>
-      <w:lvlJc w:val="left"/>
-      <w:pPr>
-        <w:tabs>
-          <w:tab w:val="num" w:pos="5760"/>
-        </w:tabs>
-        <w:ind w:left="5760" w:hanging="360"/>
-      </w:pPr>
-      <w:rPr>
-        <w:rFonts w:ascii="Wingdings" w:hAnsi="Wingdings" w:hint="default"/>
-        <w:sz w:val="20"/>
-      </w:rPr>
-    </w:lvl>
-    <w:lvl w:ilvl="8" w:tentative="1">
-      <w:start w:val="1"/>
-      <w:numFmt w:val="bullet"/>
-      <w:lvlText w:val=""/>
-      <w:lvlJc w:val="left"/>
-      <w:pPr>
-        <w:tabs>
-          <w:tab w:val="num" w:pos="6480"/>
-        </w:tabs>
-        <w:ind w:left="6480" w:hanging="360"/>
-      </w:pPr>
-      <w:rPr>
-        <w:rFonts w:ascii="Wingdings" w:hAnsi="Wingdings" w:hint="default"/>
-        <w:sz w:val="20"/>
-      </w:rPr>
-    </w:lvl>
-  </w:abstractNum>
-  <w:num w:numId="1" w16cid:durableId="1297881204">
+  <w:num w:numId="1" w16cid:durableId="1694502315">
     <w:abstractNumId w:val="0"/>
   </w:num>
-  <w:num w:numId="2" w16cid:durableId="169607663">
-    <w:abstractNumId w:val="4"/>
-  </w:num>
-  <w:num w:numId="3" w16cid:durableId="1828009882">
-    <w:abstractNumId w:val="1"/>
-  </w:num>
-  <w:num w:numId="4" w16cid:durableId="1694502315">
+  <w:num w:numId="2" w16cid:durableId="379205228">
     <w:abstractNumId w:val="2"/>
   </w:num>
-  <w:num w:numId="5" w16cid:durableId="379205228">
-    <w:abstractNumId w:val="5"/>
-  </w:num>
-  <w:num w:numId="6" w16cid:durableId="1095907033">
-    <w:abstractNumId w:val="3"/>
+  <w:num w:numId="3" w16cid:durableId="1095907033">
+    <w:abstractNumId w:val="1"/>
   </w:num>
 </w:numbering>
 </file>
@@ -3893,6 +3338,7 @@
   <w:style w:type="paragraph" w:default="1" w:styleId="Normal">
     <w:name w:val="Normal"/>
     <w:qFormat/>
+    <w:rsid w:val="00D66CBB"/>
   </w:style>
   <w:style w:type="paragraph" w:styleId="Heading1">
     <w:name w:val="heading 1"/>
@@ -3901,7 +3347,7 @@
     <w:link w:val="Heading1Char"/>
     <w:uiPriority w:val="9"/>
     <w:qFormat/>
-    <w:rsid w:val="006B5C1C"/>
+    <w:rsid w:val="00D66CBB"/>
     <w:pPr>
       <w:keepNext/>
       <w:keepLines/>
@@ -3923,7 +3369,7 @@
     <w:uiPriority w:val="9"/>
     <w:unhideWhenUsed/>
     <w:qFormat/>
-    <w:rsid w:val="006B5C1C"/>
+    <w:rsid w:val="00D66CBB"/>
     <w:pPr>
       <w:keepNext/>
       <w:keepLines/>
@@ -3943,9 +3389,10 @@
     <w:next w:val="Normal"/>
     <w:link w:val="Heading3Char"/>
     <w:uiPriority w:val="9"/>
+    <w:semiHidden/>
     <w:unhideWhenUsed/>
     <w:qFormat/>
-    <w:rsid w:val="006B5C1C"/>
+    <w:rsid w:val="00D66CBB"/>
     <w:pPr>
       <w:keepNext/>
       <w:keepLines/>
@@ -3968,7 +3415,7 @@
     <w:semiHidden/>
     <w:unhideWhenUsed/>
     <w:qFormat/>
-    <w:rsid w:val="006B5C1C"/>
+    <w:rsid w:val="00D66CBB"/>
     <w:pPr>
       <w:keepNext/>
       <w:keepLines/>
@@ -3991,7 +3438,7 @@
     <w:semiHidden/>
     <w:unhideWhenUsed/>
     <w:qFormat/>
-    <w:rsid w:val="006B5C1C"/>
+    <w:rsid w:val="00D66CBB"/>
     <w:pPr>
       <w:keepNext/>
       <w:keepLines/>
@@ -4012,7 +3459,7 @@
     <w:semiHidden/>
     <w:unhideWhenUsed/>
     <w:qFormat/>
-    <w:rsid w:val="006B5C1C"/>
+    <w:rsid w:val="00D66CBB"/>
     <w:pPr>
       <w:keepNext/>
       <w:keepLines/>
@@ -4035,7 +3482,7 @@
     <w:semiHidden/>
     <w:unhideWhenUsed/>
     <w:qFormat/>
-    <w:rsid w:val="006B5C1C"/>
+    <w:rsid w:val="00D66CBB"/>
     <w:pPr>
       <w:keepNext/>
       <w:keepLines/>
@@ -4056,7 +3503,7 @@
     <w:semiHidden/>
     <w:unhideWhenUsed/>
     <w:qFormat/>
-    <w:rsid w:val="006B5C1C"/>
+    <w:rsid w:val="00D66CBB"/>
     <w:pPr>
       <w:keepNext/>
       <w:keepLines/>
@@ -4079,7 +3526,7 @@
     <w:semiHidden/>
     <w:unhideWhenUsed/>
     <w:qFormat/>
-    <w:rsid w:val="006B5C1C"/>
+    <w:rsid w:val="00D66CBB"/>
     <w:pPr>
       <w:keepNext/>
       <w:keepLines/>
@@ -4123,7 +3570,7 @@
     <w:basedOn w:val="DefaultParagraphFont"/>
     <w:link w:val="Heading1"/>
     <w:uiPriority w:val="9"/>
-    <w:rsid w:val="006B5C1C"/>
+    <w:rsid w:val="00D66CBB"/>
     <w:rPr>
       <w:rFonts w:asciiTheme="majorHAnsi" w:eastAsiaTheme="majorEastAsia" w:hAnsiTheme="majorHAnsi" w:cstheme="majorBidi"/>
       <w:color w:val="2F5496" w:themeColor="accent1" w:themeShade="BF"/>
@@ -4136,7 +3583,7 @@
     <w:basedOn w:val="DefaultParagraphFont"/>
     <w:link w:val="Heading2"/>
     <w:uiPriority w:val="9"/>
-    <w:rsid w:val="006B5C1C"/>
+    <w:rsid w:val="00D66CBB"/>
     <w:rPr>
       <w:rFonts w:asciiTheme="majorHAnsi" w:eastAsiaTheme="majorEastAsia" w:hAnsiTheme="majorHAnsi" w:cstheme="majorBidi"/>
       <w:color w:val="2F5496" w:themeColor="accent1" w:themeShade="BF"/>
@@ -4149,7 +3596,8 @@
     <w:basedOn w:val="DefaultParagraphFont"/>
     <w:link w:val="Heading3"/>
     <w:uiPriority w:val="9"/>
-    <w:rsid w:val="006B5C1C"/>
+    <w:semiHidden/>
+    <w:rsid w:val="00D66CBB"/>
     <w:rPr>
       <w:rFonts w:eastAsiaTheme="majorEastAsia" w:cstheme="majorBidi"/>
       <w:color w:val="2F5496" w:themeColor="accent1" w:themeShade="BF"/>
@@ -4163,7 +3611,7 @@
     <w:link w:val="Heading4"/>
     <w:uiPriority w:val="9"/>
     <w:semiHidden/>
-    <w:rsid w:val="006B5C1C"/>
+    <w:rsid w:val="00D66CBB"/>
     <w:rPr>
       <w:rFonts w:eastAsiaTheme="majorEastAsia" w:cstheme="majorBidi"/>
       <w:i/>
@@ -4177,7 +3625,7 @@
     <w:link w:val="Heading5"/>
     <w:uiPriority w:val="9"/>
     <w:semiHidden/>
-    <w:rsid w:val="006B5C1C"/>
+    <w:rsid w:val="00D66CBB"/>
     <w:rPr>
       <w:rFonts w:eastAsiaTheme="majorEastAsia" w:cstheme="majorBidi"/>
       <w:color w:val="2F5496" w:themeColor="accent1" w:themeShade="BF"/>
@@ -4189,7 +3637,7 @@
     <w:link w:val="Heading6"/>
     <w:uiPriority w:val="9"/>
     <w:semiHidden/>
-    <w:rsid w:val="006B5C1C"/>
+    <w:rsid w:val="00D66CBB"/>
     <w:rPr>
       <w:rFonts w:eastAsiaTheme="majorEastAsia" w:cstheme="majorBidi"/>
       <w:i/>
@@ -4203,7 +3651,7 @@
     <w:link w:val="Heading7"/>
     <w:uiPriority w:val="9"/>
     <w:semiHidden/>
-    <w:rsid w:val="006B5C1C"/>
+    <w:rsid w:val="00D66CBB"/>
     <w:rPr>
       <w:rFonts w:eastAsiaTheme="majorEastAsia" w:cstheme="majorBidi"/>
       <w:color w:val="595959" w:themeColor="text1" w:themeTint="A6"/>
@@ -4215,7 +3663,7 @@
     <w:link w:val="Heading8"/>
     <w:uiPriority w:val="9"/>
     <w:semiHidden/>
-    <w:rsid w:val="006B5C1C"/>
+    <w:rsid w:val="00D66CBB"/>
     <w:rPr>
       <w:rFonts w:eastAsiaTheme="majorEastAsia" w:cstheme="majorBidi"/>
       <w:i/>
@@ -4229,7 +3677,7 @@
     <w:link w:val="Heading9"/>
     <w:uiPriority w:val="9"/>
     <w:semiHidden/>
-    <w:rsid w:val="006B5C1C"/>
+    <w:rsid w:val="00D66CBB"/>
     <w:rPr>
       <w:rFonts w:eastAsiaTheme="majorEastAsia" w:cstheme="majorBidi"/>
       <w:color w:val="272727" w:themeColor="text1" w:themeTint="D8"/>
@@ -4242,7 +3690,7 @@
     <w:link w:val="TitleChar"/>
     <w:uiPriority w:val="10"/>
     <w:qFormat/>
-    <w:rsid w:val="006B5C1C"/>
+    <w:rsid w:val="00D66CBB"/>
     <w:pPr>
       <w:spacing w:after="80" w:line="240" w:lineRule="auto"/>
       <w:contextualSpacing/>
@@ -4260,7 +3708,7 @@
     <w:basedOn w:val="DefaultParagraphFont"/>
     <w:link w:val="Title"/>
     <w:uiPriority w:val="10"/>
-    <w:rsid w:val="006B5C1C"/>
+    <w:rsid w:val="00D66CBB"/>
     <w:rPr>
       <w:rFonts w:asciiTheme="majorHAnsi" w:eastAsiaTheme="majorEastAsia" w:hAnsiTheme="majorHAnsi" w:cstheme="majorBidi"/>
       <w:spacing w:val="-10"/>
@@ -4276,7 +3724,7 @@
     <w:link w:val="SubtitleChar"/>
     <w:uiPriority w:val="11"/>
     <w:qFormat/>
-    <w:rsid w:val="006B5C1C"/>
+    <w:rsid w:val="00D66CBB"/>
     <w:pPr>
       <w:numPr>
         <w:ilvl w:val="1"/>
@@ -4295,7 +3743,7 @@
     <w:basedOn w:val="DefaultParagraphFont"/>
     <w:link w:val="Subtitle"/>
     <w:uiPriority w:val="11"/>
-    <w:rsid w:val="006B5C1C"/>
+    <w:rsid w:val="00D66CBB"/>
     <w:rPr>
       <w:rFonts w:eastAsiaTheme="majorEastAsia" w:cstheme="majorBidi"/>
       <w:color w:val="595959" w:themeColor="text1" w:themeTint="A6"/>
@@ -4311,7 +3759,7 @@
     <w:link w:val="QuoteChar"/>
     <w:uiPriority w:val="29"/>
     <w:qFormat/>
-    <w:rsid w:val="006B5C1C"/>
+    <w:rsid w:val="00D66CBB"/>
     <w:pPr>
       <w:spacing w:before="160"/>
       <w:jc w:val="center"/>
@@ -4327,7 +3775,7 @@
     <w:basedOn w:val="DefaultParagraphFont"/>
     <w:link w:val="Quote"/>
     <w:uiPriority w:val="29"/>
-    <w:rsid w:val="006B5C1C"/>
+    <w:rsid w:val="00D66CBB"/>
     <w:rPr>
       <w:i/>
       <w:iCs/>
@@ -4339,7 +3787,7 @@
     <w:basedOn w:val="Normal"/>
     <w:uiPriority w:val="34"/>
     <w:qFormat/>
-    <w:rsid w:val="006B5C1C"/>
+    <w:rsid w:val="00D66CBB"/>
     <w:pPr>
       <w:ind w:left="720"/>
       <w:contextualSpacing/>
@@ -4350,7 +3798,7 @@
     <w:basedOn w:val="DefaultParagraphFont"/>
     <w:uiPriority w:val="21"/>
     <w:qFormat/>
-    <w:rsid w:val="006B5C1C"/>
+    <w:rsid w:val="00D66CBB"/>
     <w:rPr>
       <w:i/>
       <w:iCs/>
@@ -4364,7 +3812,7 @@
     <w:link w:val="IntenseQuoteChar"/>
     <w:uiPriority w:val="30"/>
     <w:qFormat/>
-    <w:rsid w:val="006B5C1C"/>
+    <w:rsid w:val="00D66CBB"/>
     <w:pPr>
       <w:pBdr>
         <w:top w:val="single" w:sz="4" w:space="10" w:color="2F5496" w:themeColor="accent1" w:themeShade="BF"/>
@@ -4385,7 +3833,7 @@
     <w:basedOn w:val="DefaultParagraphFont"/>
     <w:link w:val="IntenseQuote"/>
     <w:uiPriority w:val="30"/>
-    <w:rsid w:val="006B5C1C"/>
+    <w:rsid w:val="00D66CBB"/>
     <w:rPr>
       <w:i/>
       <w:iCs/>
@@ -4397,7 +3845,7 @@
     <w:basedOn w:val="DefaultParagraphFont"/>
     <w:uiPriority w:val="32"/>
     <w:qFormat/>
-    <w:rsid w:val="006B5C1C"/>
+    <w:rsid w:val="00D66CBB"/>
     <w:rPr>
       <w:b/>
       <w:bCs/>
